--- a/docs/beta-1/docx/Townlight-Suite-Manual-Beta-1.docx
+++ b/docs/beta-1/docx/Townlight-Suite-Manual-Beta-1.docx
@@ -287,12 +287,12 @@
       <w:pPr>
         <w:pStyle w:val="BodyText"/>
       </w:pPr>
-      <w:hyperlink w:anchor="Xf1a57e06ef2049650bf948864f53290c5c976e4">
+      <w:hyperlink w:anchor="station-live-and-recorded-delivery">
         <w:r>
           <w:rPr>
             <w:rStyle w:val="Hyperlink"/>
           </w:rPr>
-          <w:t xml:space="preserve">Station delivery in this Station delivery candidate</w:t>
+          <w:t xml:space="preserve">Station live and recorded delivery</w:t>
         </w:r>
       </w:hyperlink>
     </w:p>
@@ -1493,7 +1493,21 @@
         </w:numPr>
       </w:pPr>
       <w:r>
-        <w:t xml:space="preserve">Obtain the identified signed Station delivery candidate and its corresponding-source companion from the beta coordinator. The landing pages in this documentation are not an installer download service.</w:t>
+        <w:t xml:space="preserve">Download the signed Windows installer and matching source/documentation companions from the</w:t>
+      </w:r>
+      <w:r>
+        <w:t xml:space="preserve"> </w:t>
+      </w:r>
+      <w:hyperlink r:id="rId19">
+        <w:r>
+          <w:rPr>
+            <w:rStyle w:val="Hyperlink"/>
+          </w:rPr>
+          <w:t xml:space="preserve">Station delivery release</w:t>
+        </w:r>
+      </w:hyperlink>
+      <w:r>
+        <w:t xml:space="preserve">. Use that release’s checksums and publisher signature to identify the candidate.</w:t>
       </w:r>
     </w:p>
     <w:p>
@@ -6751,7 +6765,7 @@
         <w:pStyle w:val="FirstParagraph"/>
       </w:pPr>
       <w:r>
-        <w:t xml:space="preserve">These terms describe the Townlight Beta 1 software and this documentation package. This is a locally prepared private beta, not a hosted-service subscription, a city deployment agreement or a public release. No uptime commitment, support response time, indemnity, data-processing agreement or paid service is created by these documents. A separate signed agreement, if any, governs services it actually provides.</w:t>
+        <w:t xml:space="preserve">These terms describe the Townlight Beta 1 software and this documentation package. This is a public beta software distribution. It does not create a hosted-service subscription or a city deployment agreement. No uptime commitment, support response time, indemnity, data-processing agreement or paid service is created by these documents. A separate signed agreement, if any, governs services it actually provides.</w:t>
       </w:r>
     </w:p>
     <w:bookmarkEnd w:id="80"/>
@@ -8476,13 +8490,13 @@
       </w:hyperlink>
     </w:p>
     <w:bookmarkEnd w:id="98"/>
-    <w:bookmarkStart w:id="103" w:name="Xf1a57e06ef2049650bf948864f53290c5c976e4"/>
+    <w:bookmarkStart w:id="103" w:name="station-live-and-recorded-delivery"/>
     <w:p>
       <w:pPr>
         <w:pStyle w:val="Heading1"/>
       </w:pPr>
       <w:r>
-        <w:t xml:space="preserve">Station delivery in this Station delivery candidate</w:t>
+        <w:t xml:space="preserve">Station live and recorded delivery</w:t>
       </w:r>
     </w:p>
     <w:p>
